--- a/documentos/nueva funcionalidad/visual/requerimiento 1-10-2026.docx
+++ b/documentos/nueva funcionalidad/visual/requerimiento 1-10-2026.docx
@@ -10,12 +10,14 @@
         </w:numPr>
         <w:rPr>
           <w:rFonts w:ascii="Calibri" w:hAnsi="Calibri" w:cs="Calibri"/>
+          <w:highlight w:val="yellow"/>
           <w:lang w:val="es-CO"/>
         </w:rPr>
       </w:pPr>
       <w:r>
         <w:rPr>
           <w:rFonts w:ascii="Calibri" w:hAnsi="Calibri" w:cs="Calibri"/>
+          <w:highlight w:val="yellow"/>
           <w:lang w:val="es-CO"/>
         </w:rPr>
         <w:t xml:space="preserve">Los observadores puedan </w:t>
@@ -24,6 +26,7 @@
       <w:r>
         <w:rPr>
           <w:rFonts w:ascii="Calibri" w:hAnsi="Calibri" w:cs="Calibri"/>
+          <w:highlight w:val="yellow"/>
           <w:lang w:val="es-CO"/>
         </w:rPr>
         <w:t>desbloquedar</w:t>
@@ -32,6 +35,7 @@
       <w:r>
         <w:rPr>
           <w:rFonts w:ascii="Calibri" w:hAnsi="Calibri" w:cs="Calibri"/>
+          <w:highlight w:val="yellow"/>
           <w:lang w:val="es-CO"/>
         </w:rPr>
         <w:t xml:space="preserve"> y restaurar contraseña de </w:t>
@@ -40,6 +44,7 @@
       <w:r>
         <w:rPr>
           <w:rFonts w:ascii="Calibri" w:hAnsi="Calibri" w:cs="Calibri"/>
+          <w:highlight w:val="yellow"/>
           <w:lang w:val="es-CO"/>
         </w:rPr>
         <w:t>unicamente</w:t>
@@ -48,6 +53,7 @@
       <w:r>
         <w:rPr>
           <w:rFonts w:ascii="Calibri" w:hAnsi="Calibri" w:cs="Calibri"/>
+          <w:highlight w:val="yellow"/>
           <w:lang w:val="es-CO"/>
         </w:rPr>
         <w:t xml:space="preserve"> de los </w:t>
@@ -56,6 +62,7 @@
       <w:r>
         <w:rPr>
           <w:rFonts w:ascii="Calibri" w:hAnsi="Calibri" w:cs="Calibri"/>
+          <w:highlight w:val="yellow"/>
           <w:lang w:val="es-CO"/>
         </w:rPr>
         <w:t>vendedores.(</w:t>
@@ -64,6 +71,7 @@
       <w:r>
         <w:rPr>
           <w:rFonts w:ascii="Calibri" w:hAnsi="Calibri" w:cs="Calibri"/>
+          <w:highlight w:val="yellow"/>
           <w:lang w:val="es-CO"/>
         </w:rPr>
         <w:t>requerimiento nuevo)</w:t>
